--- a/MATLAB Coursework 2  Word Template.docx
+++ b/MATLAB Coursework 2  Word Template.docx
@@ -8,7 +8,7 @@
     <w:p/>
     <w:p>
       <w:pPr>
-        <w:pStyle w:val="Title"/>
+        <w:pStyle w:val="a8"/>
       </w:pPr>
       <w:r>
         <w:t>AERO1005 MATLAB Coursework 2</w:t>
@@ -27,22 +27,36 @@
           <w:b/>
           <w:bCs/>
         </w:rPr>
-        <w:t>Author: Add your name</w:t>
+        <w:t xml:space="preserve">Author: </w:t>
       </w:r>
-    </w:p>
-    <w:p>
-      <w:pPr>
-        <w:rPr>
-          <w:b/>
-          <w:bCs/>
-        </w:rPr>
-      </w:pPr>
       <w:r>
         <w:rPr>
           <w:b/>
           <w:bCs/>
         </w:rPr>
-        <w:t>Student ID: Put your ID number here</w:t>
+        <w:t>Shenteng MA</w:t>
+      </w:r>
+    </w:p>
+    <w:p>
+      <w:pPr>
+        <w:rPr>
+          <w:b/>
+          <w:bCs/>
+        </w:rPr>
+      </w:pPr>
+      <w:r>
+        <w:rPr>
+          <w:b/>
+          <w:bCs/>
+        </w:rPr>
+        <w:t xml:space="preserve">Student ID: </w:t>
+      </w:r>
+      <w:r>
+        <w:rPr>
+          <w:b/>
+          <w:bCs/>
+        </w:rPr>
+        <w:t>20721362</w:t>
       </w:r>
     </w:p>
     <w:p>
@@ -67,7 +81,13 @@
         <w:t>Add submission date here</w:t>
       </w:r>
     </w:p>
-    <w:p/>
+    <w:p>
+      <w:pPr>
+        <w:rPr>
+          <w:lang w:val="en-US" w:eastAsia="zh-CN"/>
+        </w:rPr>
+      </w:pPr>
+    </w:p>
     <w:p/>
     <w:p/>
     <w:p/>
@@ -100,19 +120,127 @@
     </w:p>
     <w:p>
       <w:pPr>
+        <w:rPr>
+          <w:rFonts w:hint="eastAsia"/>
+          <w:color w:val="808080" w:themeColor="background1" w:themeShade="80"/>
+          <w:lang w:eastAsia="zh-CN"/>
+        </w:rPr>
+      </w:pPr>
+      <w:r>
+        <w:rPr>
+          <w:rFonts w:hint="eastAsia"/>
+          <w:noProof/>
+          <w:color w:val="808080" w:themeColor="background1" w:themeShade="80"/>
+          <w:lang w:eastAsia="zh-CN"/>
+        </w:rPr>
+        <w:drawing>
+          <wp:inline distT="0" distB="0" distL="0" distR="0" wp14:anchorId="45935CC9" wp14:editId="64E64D04">
+            <wp:extent cx="7642225" cy="5731510"/>
+            <wp:effectExtent l="2858" t="0" r="6032" b="6033"/>
+            <wp:docPr id="62432737" name="图片 3"/>
+            <wp:cNvGraphicFramePr>
+              <a:graphicFrameLocks xmlns:a="http://schemas.openxmlformats.org/drawingml/2006/main" noChangeAspect="1"/>
+            </wp:cNvGraphicFramePr>
+            <a:graphic xmlns:a="http://schemas.openxmlformats.org/drawingml/2006/main">
+              <a:graphicData uri="http://schemas.openxmlformats.org/drawingml/2006/picture">
+                <pic:pic xmlns:pic="http://schemas.openxmlformats.org/drawingml/2006/picture">
+                  <pic:nvPicPr>
+                    <pic:cNvPr id="62432737" name="图片 62432737"/>
+                    <pic:cNvPicPr/>
+                  </pic:nvPicPr>
+                  <pic:blipFill>
+                    <a:blip r:embed="rId8" cstate="print">
+                      <a:extLst>
+                        <a:ext uri="{28A0092B-C50C-407E-A947-70E740481C1C}">
+                          <a14:useLocalDpi xmlns:a14="http://schemas.microsoft.com/office/drawing/2010/main" val="0"/>
+                        </a:ext>
+                      </a:extLst>
+                    </a:blip>
+                    <a:stretch>
+                      <a:fillRect/>
+                    </a:stretch>
+                  </pic:blipFill>
+                  <pic:spPr>
+                    <a:xfrm rot="5400000">
+                      <a:off x="0" y="0"/>
+                      <a:ext cx="7642225" cy="5731510"/>
+                    </a:xfrm>
+                    <a:prstGeom prst="rect">
+                      <a:avLst/>
+                    </a:prstGeom>
+                  </pic:spPr>
+                </pic:pic>
+              </a:graphicData>
+            </a:graphic>
+          </wp:inline>
+        </w:drawing>
+      </w:r>
+    </w:p>
+    <w:p>
+      <w:pPr>
         <w:spacing w:line="259" w:lineRule="auto"/>
         <w:jc w:val="both"/>
         <w:rPr>
+          <w:rFonts w:hint="eastAsia"/>
           <w:color w:val="000000" w:themeColor="text1"/>
           <w:highlight w:val="cyan"/>
+          <w:lang w:val="en-US" w:eastAsia="zh-CN"/>
         </w:rPr>
       </w:pPr>
+      <w:r>
+        <w:rPr>
+          <w:noProof/>
+          <w:color w:val="000000" w:themeColor="text1"/>
+        </w:rPr>
+        <w:lastRenderedPageBreak/>
+        <w:drawing>
+          <wp:inline distT="0" distB="0" distL="0" distR="0" wp14:anchorId="01897F99" wp14:editId="40AA6B61">
+            <wp:extent cx="7642225" cy="5731510"/>
+            <wp:effectExtent l="2858" t="0" r="6032" b="6033"/>
+            <wp:docPr id="18018575" name="图片 4" descr="图片包含 桌子, 电路, 游戏机, 电脑&#10;&#10;AI 生成的内容可能不正确。"/>
+            <wp:cNvGraphicFramePr>
+              <a:graphicFrameLocks xmlns:a="http://schemas.openxmlformats.org/drawingml/2006/main" noChangeAspect="1"/>
+            </wp:cNvGraphicFramePr>
+            <a:graphic xmlns:a="http://schemas.openxmlformats.org/drawingml/2006/main">
+              <a:graphicData uri="http://schemas.openxmlformats.org/drawingml/2006/picture">
+                <pic:pic xmlns:pic="http://schemas.openxmlformats.org/drawingml/2006/picture">
+                  <pic:nvPicPr>
+                    <pic:cNvPr id="18018575" name="图片 4" descr="图片包含 桌子, 电路, 游戏机, 电脑&#10;&#10;AI 生成的内容可能不正确。"/>
+                    <pic:cNvPicPr/>
+                  </pic:nvPicPr>
+                  <pic:blipFill>
+                    <a:blip r:embed="rId9" cstate="print">
+                      <a:extLst>
+                        <a:ext uri="{28A0092B-C50C-407E-A947-70E740481C1C}">
+                          <a14:useLocalDpi xmlns:a14="http://schemas.microsoft.com/office/drawing/2010/main" val="0"/>
+                        </a:ext>
+                      </a:extLst>
+                    </a:blip>
+                    <a:stretch>
+                      <a:fillRect/>
+                    </a:stretch>
+                  </pic:blipFill>
+                  <pic:spPr>
+                    <a:xfrm rot="5400000">
+                      <a:off x="0" y="0"/>
+                      <a:ext cx="7642225" cy="5731510"/>
+                    </a:xfrm>
+                    <a:prstGeom prst="rect">
+                      <a:avLst/>
+                    </a:prstGeom>
+                  </pic:spPr>
+                </pic:pic>
+              </a:graphicData>
+            </a:graphic>
+          </wp:inline>
+        </w:drawing>
+      </w:r>
     </w:p>
     <w:sectPr>
-      <w:headerReference w:type="default" r:id="rId8"/>
-      <w:footerReference w:type="default" r:id="rId9"/>
-      <w:headerReference w:type="first" r:id="rId10"/>
-      <w:footerReference w:type="first" r:id="rId11"/>
+      <w:headerReference w:type="default" r:id="rId10"/>
+      <w:footerReference w:type="default" r:id="rId11"/>
+      <w:headerReference w:type="first" r:id="rId12"/>
+      <w:footerReference w:type="first" r:id="rId13"/>
       <w:pgSz w:w="11906" w:h="16838"/>
       <w:pgMar w:top="1440" w:right="1440" w:bottom="1440" w:left="1440" w:header="850" w:footer="708" w:gutter="0"/>
       <w:cols w:space="708"/>
@@ -167,7 +295,7 @@
     <w:sdtContent>
       <w:p>
         <w:pPr>
-          <w:pStyle w:val="Footer"/>
+          <w:pStyle w:val="a6"/>
           <w:jc w:val="right"/>
         </w:pPr>
         <w:r>
@@ -226,7 +354,7 @@
             </mc:Choice>
             <mc:Fallback>
               <w:pict>
-                <v:line w14:anchorId="68CAF598" id="Straight Connector 4" o:spid="_x0000_s1026" style="position:absolute;z-index:251658243;visibility:visible;mso-wrap-style:square;mso-wrap-distance-left:9pt;mso-wrap-distance-top:0;mso-wrap-distance-right:9pt;mso-wrap-distance-bottom:0;mso-position-horizontal:absolute;mso-position-horizontal-relative:text;mso-position-vertical:absolute;mso-position-vertical-relative:text" from="-.75pt,-10.2pt" to="454.5pt,-10.2pt" o:gfxdata="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" strokecolor="#4472c4 [3204]" strokeweight=".5pt">
+                <v:line w14:anchorId="7964B0D7" id="Straight Connector 4" o:spid="_x0000_s1026" style="position:absolute;z-index:251658243;visibility:visible;mso-wrap-style:square;mso-wrap-distance-left:9pt;mso-wrap-distance-top:0;mso-wrap-distance-right:9pt;mso-wrap-distance-bottom:0;mso-position-horizontal:absolute;mso-position-horizontal-relative:text;mso-position-vertical:absolute;mso-position-vertical-relative:text" from="-.75pt,-10.2pt" to="454.5pt,-10.2pt" o:gfxdata="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" strokecolor="#4472c4 [3204]" strokeweight=".5pt">
                   <v:stroke joinstyle="miter"/>
                 </v:line>
               </w:pict>
@@ -259,7 +387,7 @@
   </w:sdt>
   <w:p>
     <w:pPr>
-      <w:pStyle w:val="Footer"/>
+      <w:pStyle w:val="a6"/>
       <w:rPr>
         <w:i/>
         <w:iCs/>
@@ -304,13 +432,13 @@
 <w:ftr xmlns:wpc="http://schemas.microsoft.com/office/word/2010/wordprocessingCanvas" xmlns:cx="http://schemas.microsoft.com/office/drawing/2014/chartex" xmlns:cx1="http://schemas.microsoft.com/office/drawing/2015/9/8/chartex" xmlns:cx2="http://schemas.microsoft.com/office/drawing/2015/10/21/chartex" xmlns:cx3="http://schemas.microsoft.com/office/drawing/2016/5/9/chartex" xmlns:cx4="http://schemas.microsoft.com/office/drawing/2016/5/10/chartex" xmlns:cx5="http://schemas.microsoft.com/office/drawing/2016/5/11/chartex" xmlns:cx6="http://schemas.microsoft.com/office/drawing/2016/5/12/chartex" xmlns:cx7="http://schemas.microsoft.com/office/drawing/2016/5/13/chartex" xmlns:cx8="http://schemas.microsoft.com/office/drawing/2016/5/14/chartex" xmlns:mc="http://schemas.openxmlformats.org/markup-compatibility/2006" xmlns:aink="http://schemas.microsoft.com/office/drawing/2016/ink" xmlns:am3d="http://schemas.microsoft.com/office/drawing/2017/model3d" xmlns:o="urn:schemas-microsoft-com:office:office" xmlns:oel="http://schemas.microsoft.com/office/2019/extlst" xmlns:r="http://schemas.openxmlformats.org/officeDocument/2006/relationships" xmlns:m="http://schemas.openxmlformats.org/officeDocument/2006/math" xmlns:v="urn:schemas-microsoft-com:vml" xmlns:wp14="http://schemas.microsoft.com/office/word/2010/wordprocessingDrawing" xmlns:wp="http://schemas.openxmlformats.org/drawingml/2006/wordprocessingDrawing" xmlns:w10="urn:schemas-microsoft-com:office:word" xmlns:w="http://schemas.openxmlformats.org/wordprocessingml/2006/main" xmlns:w14="http://schemas.microsoft.com/office/word/2010/wordml" xmlns:w15="http://schemas.microsoft.com/office/word/2012/wordml" xmlns:w16cex="http://schemas.microsoft.com/office/word/2018/wordml/cex" xmlns:w16cid="http://schemas.microsoft.com/office/word/2016/wordml/cid" xmlns:w16="http://schemas.microsoft.com/office/word/2018/wordml" xmlns:w16du="http://schemas.microsoft.com/office/word/2023/wordml/word16du" xmlns:w16sdtdh="http://schemas.microsoft.com/office/word/2020/wordml/sdtdatahash" xmlns:w16sdtfl="http://schemas.microsoft.com/office/word/2024/wordml/sdtformatlock" xmlns:w16se="http://schemas.microsoft.com/office/word/2015/wordml/symex" xmlns:wpg="http://schemas.microsoft.com/office/word/2010/wordprocessingGroup" xmlns:wpi="http://schemas.microsoft.com/office/word/2010/wordprocessingInk" xmlns:wne="http://schemas.microsoft.com/office/word/2006/wordml" xmlns:wps="http://schemas.microsoft.com/office/word/2010/wordprocessingShape" mc:Ignorable="w14 w15 w16se w16cid w16 w16cex w16sdtdh w16sdtfl w16du wp14">
   <w:p>
     <w:pPr>
-      <w:pStyle w:val="Footer"/>
+      <w:pStyle w:val="a6"/>
       <w:jc w:val="right"/>
     </w:pPr>
   </w:p>
   <w:p>
     <w:pPr>
-      <w:pStyle w:val="Footer"/>
+      <w:pStyle w:val="a6"/>
     </w:pPr>
   </w:p>
 </w:ftr>
@@ -346,7 +474,7 @@
 <w:hdr xmlns:wpc="http://schemas.microsoft.com/office/word/2010/wordprocessingCanvas" xmlns:cx="http://schemas.microsoft.com/office/drawing/2014/chartex" xmlns:cx1="http://schemas.microsoft.com/office/drawing/2015/9/8/chartex" xmlns:cx2="http://schemas.microsoft.com/office/drawing/2015/10/21/chartex" xmlns:cx3="http://schemas.microsoft.com/office/drawing/2016/5/9/chartex" xmlns:cx4="http://schemas.microsoft.com/office/drawing/2016/5/10/chartex" xmlns:cx5="http://schemas.microsoft.com/office/drawing/2016/5/11/chartex" xmlns:cx6="http://schemas.microsoft.com/office/drawing/2016/5/12/chartex" xmlns:cx7="http://schemas.microsoft.com/office/drawing/2016/5/13/chartex" xmlns:cx8="http://schemas.microsoft.com/office/drawing/2016/5/14/chartex" xmlns:mc="http://schemas.openxmlformats.org/markup-compatibility/2006" xmlns:aink="http://schemas.microsoft.com/office/drawing/2016/ink" xmlns:am3d="http://schemas.microsoft.com/office/drawing/2017/model3d" xmlns:o="urn:schemas-microsoft-com:office:office" xmlns:oel="http://schemas.microsoft.com/office/2019/extlst" xmlns:r="http://schemas.openxmlformats.org/officeDocument/2006/relationships" xmlns:m="http://schemas.openxmlformats.org/officeDocument/2006/math" xmlns:v="urn:schemas-microsoft-com:vml" xmlns:wp14="http://schemas.microsoft.com/office/word/2010/wordprocessingDrawing" xmlns:wp="http://schemas.openxmlformats.org/drawingml/2006/wordprocessingDrawing" xmlns:w10="urn:schemas-microsoft-com:office:word" xmlns:w="http://schemas.openxmlformats.org/wordprocessingml/2006/main" xmlns:w14="http://schemas.microsoft.com/office/word/2010/wordml" xmlns:w15="http://schemas.microsoft.com/office/word/2012/wordml" xmlns:w16cex="http://schemas.microsoft.com/office/word/2018/wordml/cex" xmlns:w16cid="http://schemas.microsoft.com/office/word/2016/wordml/cid" xmlns:w16="http://schemas.microsoft.com/office/word/2018/wordml" xmlns:w16du="http://schemas.microsoft.com/office/word/2023/wordml/word16du" xmlns:w16sdtdh="http://schemas.microsoft.com/office/word/2020/wordml/sdtdatahash" xmlns:w16sdtfl="http://schemas.microsoft.com/office/word/2024/wordml/sdtformatlock" xmlns:w16se="http://schemas.microsoft.com/office/word/2015/wordml/symex" xmlns:wpg="http://schemas.microsoft.com/office/word/2010/wordprocessingGroup" xmlns:wpi="http://schemas.microsoft.com/office/word/2010/wordprocessingInk" xmlns:wne="http://schemas.microsoft.com/office/word/2006/wordml" xmlns:wps="http://schemas.microsoft.com/office/word/2010/wordprocessingShape" mc:Ignorable="w14 w15 w16se w16cid w16 w16cex w16sdtdh w16sdtfl w16du wp14">
   <w:p>
     <w:pPr>
-      <w:pStyle w:val="Header"/>
+      <w:pStyle w:val="a4"/>
       <w:rPr>
         <w:i/>
         <w:iCs/>
@@ -373,7 +501,7 @@
 <w:hdr xmlns:wpc="http://schemas.microsoft.com/office/word/2010/wordprocessingCanvas" xmlns:cx="http://schemas.microsoft.com/office/drawing/2014/chartex" xmlns:cx1="http://schemas.microsoft.com/office/drawing/2015/9/8/chartex" xmlns:cx2="http://schemas.microsoft.com/office/drawing/2015/10/21/chartex" xmlns:cx3="http://schemas.microsoft.com/office/drawing/2016/5/9/chartex" xmlns:cx4="http://schemas.microsoft.com/office/drawing/2016/5/10/chartex" xmlns:cx5="http://schemas.microsoft.com/office/drawing/2016/5/11/chartex" xmlns:cx6="http://schemas.microsoft.com/office/drawing/2016/5/12/chartex" xmlns:cx7="http://schemas.microsoft.com/office/drawing/2016/5/13/chartex" xmlns:cx8="http://schemas.microsoft.com/office/drawing/2016/5/14/chartex" xmlns:mc="http://schemas.openxmlformats.org/markup-compatibility/2006" xmlns:aink="http://schemas.microsoft.com/office/drawing/2016/ink" xmlns:am3d="http://schemas.microsoft.com/office/drawing/2017/model3d" xmlns:o="urn:schemas-microsoft-com:office:office" xmlns:oel="http://schemas.microsoft.com/office/2019/extlst" xmlns:r="http://schemas.openxmlformats.org/officeDocument/2006/relationships" xmlns:m="http://schemas.openxmlformats.org/officeDocument/2006/math" xmlns:v="urn:schemas-microsoft-com:vml" xmlns:wp14="http://schemas.microsoft.com/office/word/2010/wordprocessingDrawing" xmlns:wp="http://schemas.openxmlformats.org/drawingml/2006/wordprocessingDrawing" xmlns:w10="urn:schemas-microsoft-com:office:word" xmlns:w="http://schemas.openxmlformats.org/wordprocessingml/2006/main" xmlns:w14="http://schemas.microsoft.com/office/word/2010/wordml" xmlns:w15="http://schemas.microsoft.com/office/word/2012/wordml" xmlns:w16cex="http://schemas.microsoft.com/office/word/2018/wordml/cex" xmlns:w16cid="http://schemas.microsoft.com/office/word/2016/wordml/cid" xmlns:w16="http://schemas.microsoft.com/office/word/2018/wordml" xmlns:w16du="http://schemas.microsoft.com/office/word/2023/wordml/word16du" xmlns:w16sdtdh="http://schemas.microsoft.com/office/word/2020/wordml/sdtdatahash" xmlns:w16sdtfl="http://schemas.microsoft.com/office/word/2024/wordml/sdtformatlock" xmlns:w16se="http://schemas.microsoft.com/office/word/2015/wordml/symex" xmlns:wpg="http://schemas.microsoft.com/office/word/2010/wordprocessingGroup" xmlns:wpi="http://schemas.microsoft.com/office/word/2010/wordprocessingInk" xmlns:wne="http://schemas.microsoft.com/office/word/2006/wordml" xmlns:wps="http://schemas.microsoft.com/office/word/2010/wordprocessingShape" mc:Ignorable="w14 w15 w16se w16cid w16 w16cex w16sdtdh w16sdtfl w16du wp14">
   <w:p>
     <w:pPr>
-      <w:pStyle w:val="Header"/>
+      <w:pStyle w:val="a4"/>
     </w:pPr>
     <w:r>
       <w:rPr>
@@ -458,7 +586,7 @@
               <v:stroke joinstyle="miter"/>
               <v:path gradientshapeok="t" o:connecttype="rect"/>
             </v:shapetype>
-            <v:shape id="Text Box 15" o:spid="_x0000_s1026" type="#_x0000_t202" style="position:absolute;margin-left:302.75pt;margin-top:-36.05pt;width:215.5pt;height:37pt;z-index:251658241;visibility:visible;mso-wrap-style:square;mso-width-percent:0;mso-height-percent:0;mso-wrap-distance-left:9pt;mso-wrap-distance-top:0;mso-wrap-distance-right:9pt;mso-wrap-distance-bottom:0;mso-position-horizontal:absolute;mso-position-horizontal-relative:text;mso-position-vertical:absolute;mso-position-vertical-relative:text;mso-width-percent:0;mso-height-percent:0;mso-width-relative:margin;mso-height-relative:margin;v-text-anchor:top" o:gfxdata="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" fillcolor="white [3201]" stroked="f" strokeweight=".5pt">
+            <v:shape id="Text Box 15" o:spid="_x0000_s1026" type="#_x0000_t202" style="position:absolute;margin-left:302.75pt;margin-top:-36.05pt;width:215.5pt;height:37pt;z-index:251658241;visibility:visible;mso-wrap-style:square;mso-width-percent:0;mso-height-percent:0;mso-wrap-distance-left:9pt;mso-wrap-distance-top:0;mso-wrap-distance-right:9pt;mso-wrap-distance-bottom:0;mso-position-horizontal:absolute;mso-position-horizontal-relative:text;mso-position-vertical:absolute;mso-position-vertical-relative:text;mso-width-percent:0;mso-height-percent:0;mso-width-relative:margin;mso-height-relative:margin;v-text-anchor:top" o:gfxdata="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" fillcolor="white [3201]" stroked="f" strokeweight=".5pt">
               <v:textbox>
                 <w:txbxContent>
                   <w:p>
@@ -648,7 +776,7 @@
     <w:lvl w:ilvl="0">
       <w:start w:val="1"/>
       <w:numFmt w:val="decimal"/>
-      <w:pStyle w:val="Heading1"/>
+      <w:pStyle w:val="1"/>
       <w:lvlText w:val="%1."/>
       <w:lvlJc w:val="left"/>
       <w:pPr>
@@ -658,7 +786,7 @@
     <w:lvl w:ilvl="1">
       <w:start w:val="1"/>
       <w:numFmt w:val="decimal"/>
-      <w:pStyle w:val="Heading2"/>
+      <w:pStyle w:val="2"/>
       <w:lvlText w:val="%1.%2."/>
       <w:lvlJc w:val="left"/>
       <w:pPr>
@@ -975,7 +1103,7 @@
   <w:docDefaults>
     <w:rPrDefault>
       <w:rPr>
-        <w:rFonts w:asciiTheme="minorHAnsi" w:eastAsiaTheme="minorHAnsi" w:hAnsiTheme="minorHAnsi" w:cstheme="minorBidi"/>
+        <w:rFonts w:asciiTheme="minorHAnsi" w:eastAsia="宋体" w:hAnsiTheme="minorHAnsi" w:cstheme="minorBidi"/>
         <w:sz w:val="22"/>
         <w:szCs w:val="22"/>
         <w:lang w:val="en-GB" w:eastAsia="en-US" w:bidi="ar-SA"/>
@@ -1365,7 +1493,7 @@
     <w:lsdException w:name="Unresolved Mention" w:semiHidden="1" w:unhideWhenUsed="1"/>
     <w:lsdException w:name="Smart Link" w:semiHidden="1" w:unhideWhenUsed="1"/>
   </w:latentStyles>
-  <w:style w:type="paragraph" w:default="1" w:styleId="Normal">
+  <w:style w:type="paragraph" w:default="1" w:styleId="a">
     <w:name w:val="Normal"/>
     <w:qFormat/>
     <w:rsid w:val="005072DF"/>
@@ -1376,11 +1504,11 @@
       <w:rFonts w:ascii="Arial" w:hAnsi="Arial" w:cs="Arial"/>
     </w:rPr>
   </w:style>
-  <w:style w:type="paragraph" w:styleId="Heading1">
+  <w:style w:type="paragraph" w:styleId="1">
     <w:name w:val="heading 1"/>
-    <w:basedOn w:val="ListParagraph"/>
-    <w:next w:val="Normal"/>
-    <w:link w:val="Heading1Char"/>
+    <w:basedOn w:val="a0"/>
+    <w:next w:val="a"/>
+    <w:link w:val="10"/>
     <w:uiPriority w:val="9"/>
     <w:qFormat/>
     <w:rsid w:val="001F5F3A"/>
@@ -1399,11 +1527,11 @@
       <w:szCs w:val="28"/>
     </w:rPr>
   </w:style>
-  <w:style w:type="paragraph" w:styleId="Heading2">
+  <w:style w:type="paragraph" w:styleId="2">
     <w:name w:val="heading 2"/>
-    <w:basedOn w:val="Heading1"/>
-    <w:next w:val="Normal"/>
-    <w:link w:val="Heading2Char"/>
+    <w:basedOn w:val="1"/>
+    <w:next w:val="a"/>
+    <w:link w:val="20"/>
     <w:uiPriority w:val="9"/>
     <w:unhideWhenUsed/>
     <w:qFormat/>
@@ -1421,13 +1549,13 @@
       <w:szCs w:val="22"/>
     </w:rPr>
   </w:style>
-  <w:style w:type="character" w:default="1" w:styleId="DefaultParagraphFont">
+  <w:style w:type="character" w:default="1" w:styleId="a1">
     <w:name w:val="Default Paragraph Font"/>
     <w:uiPriority w:val="1"/>
     <w:semiHidden/>
     <w:unhideWhenUsed/>
   </w:style>
-  <w:style w:type="table" w:default="1" w:styleId="TableNormal">
+  <w:style w:type="table" w:default="1" w:styleId="a2">
     <w:name w:val="Normal Table"/>
     <w:uiPriority w:val="99"/>
     <w:semiHidden/>
@@ -1442,16 +1570,16 @@
       </w:tblCellMar>
     </w:tblPr>
   </w:style>
-  <w:style w:type="numbering" w:default="1" w:styleId="NoList">
+  <w:style w:type="numbering" w:default="1" w:styleId="a3">
     <w:name w:val="No List"/>
     <w:uiPriority w:val="99"/>
     <w:semiHidden/>
     <w:unhideWhenUsed/>
   </w:style>
-  <w:style w:type="paragraph" w:styleId="Header">
+  <w:style w:type="paragraph" w:styleId="a4">
     <w:name w:val="header"/>
-    <w:basedOn w:val="Normal"/>
-    <w:link w:val="HeaderChar"/>
+    <w:basedOn w:val="a"/>
+    <w:link w:val="a5"/>
     <w:uiPriority w:val="99"/>
     <w:unhideWhenUsed/>
     <w:rsid w:val="00A864C2"/>
@@ -1463,17 +1591,17 @@
       <w:spacing w:after="0" w:line="240" w:lineRule="auto"/>
     </w:pPr>
   </w:style>
-  <w:style w:type="character" w:customStyle="1" w:styleId="HeaderChar">
-    <w:name w:val="Header Char"/>
-    <w:basedOn w:val="DefaultParagraphFont"/>
-    <w:link w:val="Header"/>
+  <w:style w:type="character" w:customStyle="1" w:styleId="a5">
+    <w:name w:val="页眉 字符"/>
+    <w:basedOn w:val="a1"/>
+    <w:link w:val="a4"/>
     <w:uiPriority w:val="99"/>
     <w:rsid w:val="00A864C2"/>
   </w:style>
-  <w:style w:type="paragraph" w:styleId="Footer">
+  <w:style w:type="paragraph" w:styleId="a6">
     <w:name w:val="footer"/>
-    <w:basedOn w:val="Normal"/>
-    <w:link w:val="FooterChar"/>
+    <w:basedOn w:val="a"/>
+    <w:link w:val="a7"/>
     <w:uiPriority w:val="99"/>
     <w:unhideWhenUsed/>
     <w:rsid w:val="00A864C2"/>
@@ -1485,18 +1613,18 @@
       <w:spacing w:after="0" w:line="240" w:lineRule="auto"/>
     </w:pPr>
   </w:style>
-  <w:style w:type="character" w:customStyle="1" w:styleId="FooterChar">
-    <w:name w:val="Footer Char"/>
-    <w:basedOn w:val="DefaultParagraphFont"/>
-    <w:link w:val="Footer"/>
+  <w:style w:type="character" w:customStyle="1" w:styleId="a7">
+    <w:name w:val="页脚 字符"/>
+    <w:basedOn w:val="a1"/>
+    <w:link w:val="a6"/>
     <w:uiPriority w:val="99"/>
     <w:rsid w:val="00A864C2"/>
   </w:style>
-  <w:style w:type="paragraph" w:styleId="Title">
+  <w:style w:type="paragraph" w:styleId="a8">
     <w:name w:val="Title"/>
-    <w:basedOn w:val="Normal"/>
-    <w:next w:val="Normal"/>
-    <w:link w:val="TitleChar"/>
+    <w:basedOn w:val="a"/>
+    <w:next w:val="a"/>
+    <w:link w:val="a9"/>
     <w:uiPriority w:val="10"/>
     <w:qFormat/>
     <w:rsid w:val="00470AA9"/>
@@ -1510,10 +1638,10 @@
       <w:szCs w:val="28"/>
     </w:rPr>
   </w:style>
-  <w:style w:type="character" w:customStyle="1" w:styleId="TitleChar">
-    <w:name w:val="Title Char"/>
-    <w:basedOn w:val="DefaultParagraphFont"/>
-    <w:link w:val="Title"/>
+  <w:style w:type="character" w:customStyle="1" w:styleId="a9">
+    <w:name w:val="标题 字符"/>
+    <w:basedOn w:val="a1"/>
+    <w:link w:val="a8"/>
     <w:uiPriority w:val="10"/>
     <w:rsid w:val="00470AA9"/>
     <w:rPr>
@@ -1524,9 +1652,9 @@
       <w:szCs w:val="28"/>
     </w:rPr>
   </w:style>
-  <w:style w:type="table" w:styleId="TableGrid">
+  <w:style w:type="table" w:styleId="aa">
     <w:name w:val="Table Grid"/>
-    <w:basedOn w:val="TableNormal"/>
+    <w:basedOn w:val="a2"/>
     <w:uiPriority w:val="39"/>
     <w:rsid w:val="005072DF"/>
     <w:pPr>
@@ -1543,9 +1671,9 @@
       </w:tblBorders>
     </w:tblPr>
   </w:style>
-  <w:style w:type="character" w:styleId="PlaceholderText">
+  <w:style w:type="character" w:styleId="ab">
     <w:name w:val="Placeholder Text"/>
-    <w:basedOn w:val="DefaultParagraphFont"/>
+    <w:basedOn w:val="a1"/>
     <w:uiPriority w:val="99"/>
     <w:semiHidden/>
     <w:rsid w:val="005072DF"/>
@@ -1553,9 +1681,9 @@
       <w:color w:val="808080"/>
     </w:rPr>
   </w:style>
-  <w:style w:type="paragraph" w:styleId="ListParagraph">
+  <w:style w:type="paragraph" w:styleId="a0">
     <w:name w:val="List Paragraph"/>
-    <w:basedOn w:val="Normal"/>
+    <w:basedOn w:val="a"/>
     <w:uiPriority w:val="34"/>
     <w:qFormat/>
     <w:rsid w:val="00470AA9"/>
@@ -1564,10 +1692,10 @@
       <w:contextualSpacing/>
     </w:pPr>
   </w:style>
-  <w:style w:type="character" w:customStyle="1" w:styleId="Heading1Char">
-    <w:name w:val="Heading 1 Char"/>
-    <w:basedOn w:val="DefaultParagraphFont"/>
-    <w:link w:val="Heading1"/>
+  <w:style w:type="character" w:customStyle="1" w:styleId="10">
+    <w:name w:val="标题 1 字符"/>
+    <w:basedOn w:val="a1"/>
+    <w:link w:val="1"/>
     <w:uiPriority w:val="9"/>
     <w:rsid w:val="001F5F3A"/>
     <w:rPr>
@@ -1578,10 +1706,10 @@
       <w:szCs w:val="28"/>
     </w:rPr>
   </w:style>
-  <w:style w:type="character" w:customStyle="1" w:styleId="Heading2Char">
-    <w:name w:val="Heading 2 Char"/>
-    <w:basedOn w:val="DefaultParagraphFont"/>
-    <w:link w:val="Heading2"/>
+  <w:style w:type="character" w:customStyle="1" w:styleId="20">
+    <w:name w:val="标题 2 字符"/>
+    <w:basedOn w:val="a1"/>
+    <w:link w:val="2"/>
     <w:uiPriority w:val="9"/>
     <w:rsid w:val="00ED034F"/>
     <w:rPr>
@@ -1590,10 +1718,10 @@
       <w:bCs/>
     </w:rPr>
   </w:style>
-  <w:style w:type="paragraph" w:styleId="Caption">
+  <w:style w:type="paragraph" w:styleId="ac">
     <w:name w:val="caption"/>
-    <w:basedOn w:val="Normal"/>
-    <w:next w:val="Normal"/>
+    <w:basedOn w:val="a"/>
+    <w:next w:val="a"/>
     <w:uiPriority w:val="35"/>
     <w:unhideWhenUsed/>
     <w:qFormat/>
@@ -1608,10 +1736,10 @@
       <w:color w:val="44546A" w:themeColor="text2"/>
     </w:rPr>
   </w:style>
-  <w:style w:type="paragraph" w:styleId="TOCHeading">
+  <w:style w:type="paragraph" w:styleId="TOC">
     <w:name w:val="TOC Heading"/>
-    <w:basedOn w:val="Heading1"/>
-    <w:next w:val="Normal"/>
+    <w:basedOn w:val="1"/>
+    <w:next w:val="a"/>
     <w:uiPriority w:val="39"/>
     <w:unhideWhenUsed/>
     <w:qFormat/>
@@ -1638,8 +1766,8 @@
   </w:style>
   <w:style w:type="paragraph" w:styleId="TOC1">
     <w:name w:val="toc 1"/>
-    <w:basedOn w:val="Normal"/>
-    <w:next w:val="Normal"/>
+    <w:basedOn w:val="a"/>
+    <w:next w:val="a"/>
     <w:autoRedefine/>
     <w:uiPriority w:val="39"/>
     <w:unhideWhenUsed/>
@@ -1650,8 +1778,8 @@
   </w:style>
   <w:style w:type="paragraph" w:styleId="TOC2">
     <w:name w:val="toc 2"/>
-    <w:basedOn w:val="Normal"/>
-    <w:next w:val="Normal"/>
+    <w:basedOn w:val="a"/>
+    <w:next w:val="a"/>
     <w:autoRedefine/>
     <w:uiPriority w:val="39"/>
     <w:unhideWhenUsed/>
@@ -1661,9 +1789,9 @@
       <w:ind w:left="220"/>
     </w:pPr>
   </w:style>
-  <w:style w:type="character" w:styleId="Hyperlink">
+  <w:style w:type="character" w:styleId="ad">
     <w:name w:val="Hyperlink"/>
-    <w:basedOn w:val="DefaultParagraphFont"/>
+    <w:basedOn w:val="a1"/>
     <w:uiPriority w:val="99"/>
     <w:unhideWhenUsed/>
     <w:rsid w:val="00AF5424"/>
@@ -1672,17 +1800,17 @@
       <w:u w:val="single"/>
     </w:rPr>
   </w:style>
-  <w:style w:type="paragraph" w:styleId="Bibliography">
+  <w:style w:type="paragraph" w:styleId="ae">
     <w:name w:val="Bibliography"/>
-    <w:basedOn w:val="Normal"/>
-    <w:next w:val="Normal"/>
+    <w:basedOn w:val="a"/>
+    <w:next w:val="a"/>
     <w:uiPriority w:val="37"/>
     <w:unhideWhenUsed/>
     <w:rsid w:val="00CA7DEA"/>
   </w:style>
-  <w:style w:type="character" w:styleId="Emphasis">
+  <w:style w:type="character" w:styleId="af">
     <w:name w:val="Emphasis"/>
-    <w:basedOn w:val="DefaultParagraphFont"/>
+    <w:basedOn w:val="a1"/>
     <w:uiPriority w:val="20"/>
     <w:qFormat/>
     <w:rsid w:val="000A7D3A"/>
@@ -1691,9 +1819,9 @@
       <w:iCs/>
     </w:rPr>
   </w:style>
-  <w:style w:type="character" w:styleId="IntenseEmphasis">
+  <w:style w:type="character" w:styleId="af0">
     <w:name w:val="Intense Emphasis"/>
-    <w:basedOn w:val="DefaultParagraphFont"/>
+    <w:basedOn w:val="a1"/>
     <w:uiPriority w:val="21"/>
     <w:qFormat/>
     <w:rsid w:val="000A7D3A"/>
